--- a/6_semester/КИСП/Курсовая/Отчет/курсовая.docx
+++ b/6_semester/КИСП/Курсовая/Отчет/курсовая.docx
@@ -870,6 +870,7 @@
       <w:r>
         <w:rPr>
           <w:rFonts w:eastAsia="Calibri"/>
+          <w:noProof/>
           <w:lang w:eastAsia="en-US"/>
         </w:rPr>
         <w:lastRenderedPageBreak/>
@@ -1079,8 +1080,8 @@
           <w:bCs/>
         </w:rPr>
       </w:pPr>
-      <w:bookmarkStart w:id="4" w:name="_Toc145966786"/>
-      <w:bookmarkStart w:id="5" w:name="_Toc229950404"/>
+      <w:bookmarkStart w:id="4" w:name="_Toc229950404"/>
+      <w:bookmarkStart w:id="5" w:name="_Toc145966786"/>
       <w:r>
         <w:rPr>
           <w:b/>
@@ -1096,7 +1097,7 @@
         </w:rPr>
         <w:t>Структура прикладного решения</w:t>
       </w:r>
-      <w:bookmarkEnd w:id="5"/>
+      <w:bookmarkEnd w:id="4"/>
       <w:r>
         <w:rPr>
           <w:b/>
@@ -1140,6 +1141,9 @@
         <w:jc w:val="center"/>
       </w:pPr>
       <w:r>
+        <w:rPr>
+          <w:noProof/>
+        </w:rPr>
         <w:drawing>
           <wp:inline distT="0" distB="0" distL="0" distR="0" wp14:anchorId="215E87E2" wp14:editId="428F9EC0">
             <wp:extent cx="2162477" cy="1238423"/>
@@ -1194,6 +1198,9 @@
         <w:jc w:val="center"/>
       </w:pPr>
       <w:r>
+        <w:rPr>
+          <w:noProof/>
+        </w:rPr>
         <w:drawing>
           <wp:inline distT="0" distB="0" distL="0" distR="0" wp14:anchorId="1F79AB1A" wp14:editId="5658803E">
             <wp:extent cx="5940425" cy="399415"/>
@@ -1269,6 +1276,9 @@
         <w:jc w:val="center"/>
       </w:pPr>
       <w:r>
+        <w:rPr>
+          <w:noProof/>
+        </w:rPr>
         <w:drawing>
           <wp:inline distT="0" distB="0" distL="0" distR="0" wp14:anchorId="3138D467" wp14:editId="6C392FE2">
             <wp:extent cx="2038635" cy="1295581"/>
@@ -1382,6 +1392,9 @@
         <w:jc w:val="center"/>
       </w:pPr>
       <w:r>
+        <w:rPr>
+          <w:noProof/>
+        </w:rPr>
         <w:drawing>
           <wp:inline distT="0" distB="0" distL="0" distR="0" wp14:anchorId="5C6BFAB2" wp14:editId="357D54C2">
             <wp:extent cx="3696216" cy="495369"/>
@@ -1454,6 +1467,9 @@
         <w:jc w:val="both"/>
       </w:pPr>
       <w:r>
+        <w:rPr>
+          <w:noProof/>
+        </w:rPr>
         <w:drawing>
           <wp:inline distT="0" distB="0" distL="0" distR="0" wp14:anchorId="27EC9A90" wp14:editId="00C1E627">
             <wp:extent cx="5940425" cy="321945"/>
@@ -1498,6 +1514,9 @@
         <w:jc w:val="both"/>
       </w:pPr>
       <w:r>
+        <w:rPr>
+          <w:noProof/>
+        </w:rPr>
         <w:drawing>
           <wp:inline distT="0" distB="0" distL="0" distR="0" wp14:anchorId="04AFB8AA" wp14:editId="580D45FE">
             <wp:extent cx="5940425" cy="664845"/>
@@ -1542,6 +1561,9 @@
         <w:jc w:val="both"/>
       </w:pPr>
       <w:r>
+        <w:rPr>
+          <w:noProof/>
+        </w:rPr>
         <w:drawing>
           <wp:inline distT="0" distB="0" distL="0" distR="0" wp14:anchorId="118DC721" wp14:editId="52E02C9E">
             <wp:extent cx="5940425" cy="548640"/>
@@ -1586,6 +1608,9 @@
         <w:jc w:val="both"/>
       </w:pPr>
       <w:r>
+        <w:rPr>
+          <w:noProof/>
+        </w:rPr>
         <w:drawing>
           <wp:inline distT="0" distB="0" distL="0" distR="0" wp14:anchorId="675CD0A1" wp14:editId="6CFF80C0">
             <wp:extent cx="5940425" cy="563880"/>
@@ -1630,6 +1655,9 @@
         <w:jc w:val="both"/>
       </w:pPr>
       <w:r>
+        <w:rPr>
+          <w:noProof/>
+        </w:rPr>
         <w:drawing>
           <wp:inline distT="0" distB="0" distL="0" distR="0" wp14:anchorId="7005A036" wp14:editId="7E39D93A">
             <wp:extent cx="5940425" cy="686435"/>
@@ -1674,6 +1702,9 @@
         <w:jc w:val="both"/>
       </w:pPr>
       <w:r>
+        <w:rPr>
+          <w:noProof/>
+        </w:rPr>
         <w:drawing>
           <wp:inline distT="0" distB="0" distL="0" distR="0" wp14:anchorId="1C7F6A86" wp14:editId="291A6659">
             <wp:extent cx="5940425" cy="805180"/>
@@ -1718,6 +1749,9 @@
         <w:jc w:val="both"/>
       </w:pPr>
       <w:r>
+        <w:rPr>
+          <w:noProof/>
+        </w:rPr>
         <w:drawing>
           <wp:inline distT="0" distB="0" distL="0" distR="0" wp14:anchorId="54C29271" wp14:editId="73B4A5E3">
             <wp:extent cx="5940425" cy="588645"/>
@@ -1825,6 +1859,9 @@
         <w:jc w:val="both"/>
       </w:pPr>
       <w:r>
+        <w:rPr>
+          <w:noProof/>
+        </w:rPr>
         <w:drawing>
           <wp:inline distT="0" distB="0" distL="0" distR="0" wp14:anchorId="7A6702D9" wp14:editId="03E7877E">
             <wp:extent cx="5940425" cy="829945"/>
@@ -1869,6 +1906,9 @@
         <w:jc w:val="both"/>
       </w:pPr>
       <w:r>
+        <w:rPr>
+          <w:noProof/>
+        </w:rPr>
         <w:drawing>
           <wp:inline distT="0" distB="0" distL="0" distR="0" wp14:anchorId="0D4E7B29" wp14:editId="1E79AB30">
             <wp:extent cx="5955527" cy="793858"/>
@@ -1972,6 +2012,9 @@
         <w:jc w:val="both"/>
       </w:pPr>
       <w:r>
+        <w:rPr>
+          <w:noProof/>
+        </w:rPr>
         <w:drawing>
           <wp:inline distT="0" distB="0" distL="0" distR="0" wp14:anchorId="493571B2" wp14:editId="00821421">
             <wp:extent cx="5940425" cy="822960"/>
@@ -2016,6 +2059,9 @@
         <w:jc w:val="both"/>
       </w:pPr>
       <w:r>
+        <w:rPr>
+          <w:noProof/>
+        </w:rPr>
         <w:drawing>
           <wp:inline distT="0" distB="0" distL="0" distR="0" wp14:anchorId="5E371FFB" wp14:editId="7A11432C">
             <wp:extent cx="5940425" cy="664845"/>
@@ -2095,6 +2141,9 @@
         <w:jc w:val="both"/>
       </w:pPr>
       <w:r>
+        <w:rPr>
+          <w:noProof/>
+        </w:rPr>
         <w:lastRenderedPageBreak/>
         <w:drawing>
           <wp:inline distT="0" distB="0" distL="0" distR="0" wp14:anchorId="2998A25B" wp14:editId="075C504F">
@@ -2173,6 +2222,9 @@
         <w:jc w:val="both"/>
       </w:pPr>
       <w:r>
+        <w:rPr>
+          <w:noProof/>
+        </w:rPr>
         <w:drawing>
           <wp:inline distT="0" distB="0" distL="0" distR="0" wp14:anchorId="5DEC5E65" wp14:editId="53C0F7BE">
             <wp:extent cx="5940425" cy="663575"/>
@@ -2217,6 +2269,9 @@
         <w:jc w:val="both"/>
       </w:pPr>
       <w:r>
+        <w:rPr>
+          <w:noProof/>
+        </w:rPr>
         <w:drawing>
           <wp:inline distT="0" distB="0" distL="0" distR="0" wp14:anchorId="5D795714" wp14:editId="2EF1EAD2">
             <wp:extent cx="5940425" cy="569595"/>
@@ -2295,6 +2350,9 @@
         <w:jc w:val="center"/>
       </w:pPr>
       <w:r>
+        <w:rPr>
+          <w:noProof/>
+        </w:rPr>
         <w:lastRenderedPageBreak/>
         <w:drawing>
           <wp:inline distT="0" distB="0" distL="0" distR="0" wp14:anchorId="1913D593" wp14:editId="1341E866">
@@ -2340,6 +2398,9 @@
         <w:jc w:val="both"/>
       </w:pPr>
       <w:r>
+        <w:rPr>
+          <w:noProof/>
+        </w:rPr>
         <w:drawing>
           <wp:inline distT="0" distB="0" distL="0" distR="0" wp14:anchorId="7DAADE09" wp14:editId="1827AF76">
             <wp:extent cx="5940425" cy="1389380"/>
@@ -2384,6 +2445,9 @@
         <w:jc w:val="center"/>
       </w:pPr>
       <w:r>
+        <w:rPr>
+          <w:noProof/>
+        </w:rPr>
         <w:drawing>
           <wp:inline distT="0" distB="0" distL="0" distR="0" wp14:anchorId="2F40FB96" wp14:editId="6B00874D">
             <wp:extent cx="2829320" cy="1238423"/>
@@ -2455,6 +2519,9 @@
         <w:jc w:val="center"/>
       </w:pPr>
       <w:r>
+        <w:rPr>
+          <w:noProof/>
+        </w:rPr>
         <w:drawing>
           <wp:inline distT="0" distB="0" distL="0" distR="0" wp14:anchorId="220A6853" wp14:editId="0451064E">
             <wp:extent cx="2819794" cy="571580"/>
@@ -2595,6 +2662,9 @@
         <w:jc w:val="center"/>
       </w:pPr>
       <w:r>
+        <w:rPr>
+          <w:noProof/>
+        </w:rPr>
         <w:drawing>
           <wp:inline distT="0" distB="0" distL="0" distR="0" wp14:anchorId="25ED4AD9" wp14:editId="5B023CD2">
             <wp:extent cx="5940425" cy="1902460"/>
@@ -2670,6 +2740,9 @@
         <w:jc w:val="both"/>
       </w:pPr>
       <w:r>
+        <w:rPr>
+          <w:noProof/>
+        </w:rPr>
         <w:drawing>
           <wp:inline distT="0" distB="0" distL="0" distR="0" wp14:anchorId="5F899C34" wp14:editId="25E34A2B">
             <wp:extent cx="5940425" cy="776605"/>
@@ -2757,6 +2830,9 @@
         <w:jc w:val="center"/>
       </w:pPr>
       <w:r>
+        <w:rPr>
+          <w:noProof/>
+        </w:rPr>
         <w:drawing>
           <wp:inline distT="0" distB="0" distL="0" distR="0" wp14:anchorId="13CA5DB6" wp14:editId="49C472B5">
             <wp:extent cx="5940425" cy="1743075"/>
@@ -2840,6 +2916,9 @@
         <w:jc w:val="both"/>
       </w:pPr>
       <w:r>
+        <w:rPr>
+          <w:noProof/>
+        </w:rPr>
         <w:drawing>
           <wp:inline distT="0" distB="0" distL="0" distR="0" wp14:anchorId="6F09C85A" wp14:editId="1BA45BD9">
             <wp:extent cx="5940425" cy="1555750"/>
@@ -2920,6 +2999,9 @@
         <w:ind w:firstLine="0"/>
       </w:pPr>
       <w:r>
+        <w:rPr>
+          <w:noProof/>
+        </w:rPr>
         <w:drawing>
           <wp:inline distT="0" distB="0" distL="0" distR="0" wp14:anchorId="4956719D" wp14:editId="43884644">
             <wp:extent cx="5940425" cy="2142490"/>
@@ -3000,6 +3082,9 @@
         <w:jc w:val="both"/>
       </w:pPr>
       <w:r>
+        <w:rPr>
+          <w:noProof/>
+        </w:rPr>
         <w:drawing>
           <wp:inline distT="0" distB="0" distL="0" distR="0" wp14:anchorId="14E2D232" wp14:editId="72EE375A">
             <wp:extent cx="5940425" cy="2790825"/>
@@ -3102,6 +3187,9 @@
         <w:jc w:val="center"/>
       </w:pPr>
       <w:r>
+        <w:rPr>
+          <w:noProof/>
+        </w:rPr>
         <w:drawing>
           <wp:inline distT="0" distB="0" distL="0" distR="0" wp14:anchorId="1C23F01F" wp14:editId="29BF89A3">
             <wp:extent cx="5420481" cy="3991532"/>
@@ -3234,6 +3322,9 @@
         <w:jc w:val="both"/>
       </w:pPr>
       <w:r>
+        <w:rPr>
+          <w:noProof/>
+        </w:rPr>
         <w:drawing>
           <wp:inline distT="0" distB="0" distL="0" distR="0" wp14:anchorId="69574B4A" wp14:editId="79CAF657">
             <wp:extent cx="5940425" cy="3141345"/>
@@ -3304,6 +3395,9 @@
         <w:ind w:firstLine="0"/>
       </w:pPr>
       <w:r>
+        <w:rPr>
+          <w:noProof/>
+        </w:rPr>
         <w:lastRenderedPageBreak/>
         <w:drawing>
           <wp:inline distT="0" distB="0" distL="0" distR="0" wp14:anchorId="2C403C21" wp14:editId="4FA6D5E9">
@@ -3424,8 +3518,9 @@
           <w:bCs/>
         </w:rPr>
         <w:lastRenderedPageBreak/>
-        <w:t>5</w:t>
-      </w:r>
+        <w:t>5 Командный интерфейс приложения</w:t>
+      </w:r>
+      <w:bookmarkEnd w:id="8"/>
       <w:r>
         <w:rPr>
           <w:b/>
@@ -3433,21 +3528,6 @@
         </w:rPr>
         <w:t xml:space="preserve"> </w:t>
       </w:r>
-      <w:r>
-        <w:rPr>
-          <w:b/>
-          <w:bCs/>
-        </w:rPr>
-        <w:t>Командный интерфейс приложения</w:t>
-      </w:r>
-      <w:bookmarkEnd w:id="8"/>
-      <w:r>
-        <w:rPr>
-          <w:b/>
-          <w:bCs/>
-        </w:rPr>
-        <w:t xml:space="preserve"> </w:t>
-      </w:r>
     </w:p>
     <w:p>
       <w:pPr>
@@ -3476,6 +3556,9 @@
         <w:jc w:val="center"/>
       </w:pPr>
       <w:r>
+        <w:rPr>
+          <w:noProof/>
+        </w:rPr>
         <w:drawing>
           <wp:inline distT="0" distB="0" distL="0" distR="0" wp14:anchorId="7372E769" wp14:editId="1A24984A">
             <wp:extent cx="3867690" cy="362001"/>
@@ -3569,10 +3652,7 @@
       </w:r>
       <w:proofErr w:type="gramEnd"/>
       <w:r>
-        <w:t xml:space="preserve"> отображается окно выбора пользователя. После входа открывается начальная страница с панелью разделов слева, в которой пользователь выбирает нужную подсистему и переходит к работе с документами и отчетами</w:t>
-      </w:r>
-      <w:r>
-        <w:t>.</w:t>
+        <w:t xml:space="preserve"> отображается окно выбора пользователя. После входа открывается начальная страница с панелью разделов слева, в которой пользователь выбирает нужную подсистему и переходит к работе с документами и отчетами.</w:t>
       </w:r>
       <w:r>
         <w:br w:type="page"/>
@@ -3596,8 +3676,9 @@
           <w:bCs/>
         </w:rPr>
         <w:lastRenderedPageBreak/>
-        <w:t>6</w:t>
-      </w:r>
+        <w:t>6 Анализ данных и отчеты</w:t>
+      </w:r>
+      <w:bookmarkEnd w:id="9"/>
       <w:r>
         <w:rPr>
           <w:b/>
@@ -3605,21 +3686,6 @@
         </w:rPr>
         <w:t xml:space="preserve"> </w:t>
       </w:r>
-      <w:r>
-        <w:rPr>
-          <w:b/>
-          <w:bCs/>
-        </w:rPr>
-        <w:t>Анализ данных и отчеты</w:t>
-      </w:r>
-      <w:bookmarkEnd w:id="9"/>
-      <w:r>
-        <w:rPr>
-          <w:b/>
-          <w:bCs/>
-        </w:rPr>
-        <w:t xml:space="preserve"> </w:t>
-      </w:r>
     </w:p>
     <w:p>
       <w:pPr>
@@ -3715,6 +3781,9 @@
         <w:jc w:val="center"/>
       </w:pPr>
       <w:r>
+        <w:rPr>
+          <w:noProof/>
+        </w:rPr>
         <w:drawing>
           <wp:inline distT="0" distB="0" distL="0" distR="0" wp14:anchorId="10ECD019" wp14:editId="67F8192F">
             <wp:extent cx="4677428" cy="2953162"/>
@@ -3762,6 +3831,9 @@
         <w:t>Рисунок 23 – Отчет «Загруженность ПК»</w:t>
       </w:r>
       <w:r>
+        <w:rPr>
+          <w:noProof/>
+        </w:rPr>
         <w:drawing>
           <wp:inline distT="0" distB="0" distL="0" distR="0" wp14:anchorId="68451457" wp14:editId="3F876602">
             <wp:extent cx="5940425" cy="2537460"/>
@@ -3816,6 +3888,9 @@
         <w:jc w:val="center"/>
       </w:pPr>
       <w:r>
+        <w:rPr>
+          <w:noProof/>
+        </w:rPr>
         <w:lastRenderedPageBreak/>
         <w:drawing>
           <wp:inline distT="0" distB="0" distL="0" distR="0" wp14:anchorId="40A8515E" wp14:editId="14466322">
@@ -3861,10 +3936,7 @@
         <w:jc w:val="center"/>
       </w:pPr>
       <w:r>
-        <w:t>Рисунок 25 – Отчет «Бюджет»</w:t>
-      </w:r>
-      <w:r>
-        <w:t>.</w:t>
+        <w:t>Рисунок 25 – Отчет «Бюджет».</w:t>
       </w:r>
     </w:p>
     <w:p>
@@ -3890,7 +3962,7 @@
         <w:ind w:firstLine="0"/>
       </w:pPr>
     </w:p>
-    <w:bookmarkEnd w:id="4"/>
+    <w:bookmarkEnd w:id="5"/>
     <w:p>
       <w:pPr>
         <w:spacing w:before="0" w:line="360" w:lineRule="auto"/>
@@ -4643,12 +4715,7 @@
       </w:r>
     </w:p>
     <w:sectPr>
-      <w:headerReference w:type="even" r:id="rId53"/>
-      <w:headerReference w:type="default" r:id="rId54"/>
-      <w:footerReference w:type="even" r:id="rId55"/>
-      <w:footerReference w:type="default" r:id="rId56"/>
-      <w:headerReference w:type="first" r:id="rId57"/>
-      <w:footerReference w:type="first" r:id="rId58"/>
+      <w:footerReference w:type="default" r:id="rId53"/>
       <w:pgSz w:w="11906" w:h="16838"/>
       <w:pgMar w:top="1134" w:right="850" w:bottom="1134" w:left="1701" w:header="708" w:footer="708" w:gutter="0"/>
       <w:cols w:space="708"/>
@@ -4689,16 +4756,6 @@
   <w:p>
     <w:pPr>
       <w:pStyle w:val="af0"/>
-    </w:pPr>
-  </w:p>
-</w:ftr>
-</file>
-
-<file path=word/footer2.xml><?xml version="1.0" encoding="utf-8"?>
-<w:ftr xmlns:wpc="http://schemas.microsoft.com/office/word/2010/wordprocessingCanvas" xmlns:cx="http://schemas.microsoft.com/office/drawing/2014/chartex" xmlns:cx1="http://schemas.microsoft.com/office/drawing/2015/9/8/chartex" xmlns:cx2="http://schemas.microsoft.com/office/drawing/2015/10/21/chartex" xmlns:cx3="http://schemas.microsoft.com/office/drawing/2016/5/9/chartex" xmlns:cx4="http://schemas.microsoft.com/office/drawing/2016/5/10/chartex" xmlns:cx5="http://schemas.microsoft.com/office/drawing/2016/5/11/chartex" xmlns:cx6="http://schemas.microsoft.com/office/drawing/2016/5/12/chartex" xmlns:cx7="http://schemas.microsoft.com/office/drawing/2016/5/13/chartex" xmlns:cx8="http://schemas.microsoft.com/office/drawing/2016/5/14/chartex" xmlns:mc="http://schemas.openxmlformats.org/markup-compatibility/2006" xmlns:aink="http://schemas.microsoft.com/office/drawing/2016/ink" xmlns:am3d="http://schemas.microsoft.com/office/drawing/2017/model3d" xmlns:o="urn:schemas-microsoft-com:office:office" xmlns:oel="http://schemas.microsoft.com/office/2019/extlst" xmlns:r="http://schemas.openxmlformats.org/officeDocument/2006/relationships" xmlns:m="http://schemas.openxmlformats.org/officeDocument/2006/math" xmlns:v="urn:schemas-microsoft-com:vml" xmlns:wp14="http://schemas.microsoft.com/office/word/2010/wordprocessingDrawing" xmlns:wp="http://schemas.openxmlformats.org/drawingml/2006/wordprocessingDrawing" xmlns:w10="urn:schemas-microsoft-com:office:word" xmlns:w="http://schemas.openxmlformats.org/wordprocessingml/2006/main" xmlns:w14="http://schemas.microsoft.com/office/word/2010/wordml" xmlns:w15="http://schemas.microsoft.com/office/word/2012/wordml" xmlns:w16cex="http://schemas.microsoft.com/office/word/2018/wordml/cex" xmlns:w16cid="http://schemas.microsoft.com/office/word/2016/wordml/cid" xmlns:w16="http://schemas.microsoft.com/office/word/2018/wordml" xmlns:w16sdtdh="http://schemas.microsoft.com/office/word/2020/wordml/sdtdatahash" xmlns:w16se="http://schemas.microsoft.com/office/word/2015/wordml/symex" xmlns:wpg="http://schemas.microsoft.com/office/word/2010/wordprocessingGroup" xmlns:wpi="http://schemas.microsoft.com/office/word/2010/wordprocessingInk" xmlns:wne="http://schemas.microsoft.com/office/word/2006/wordml" xmlns:wps="http://schemas.microsoft.com/office/word/2010/wordprocessingShape" mc:Ignorable="w14 w15 w16se w16cid w16 w16cex w16sdtdh wp14">
-  <w:p>
-    <w:pPr>
-      <w:pStyle w:val="af0"/>
       <w:tabs>
         <w:tab w:val="clear" w:pos="4677"/>
         <w:tab w:val="clear" w:pos="9355"/>
@@ -4706,42 +4763,42 @@
       <w:jc w:val="center"/>
       <w:rPr>
         <w:caps/>
-        <w:color w:val="4F81BD" w:themeColor="accent1"/>
+        <w:color w:val="000000" w:themeColor="text1"/>
         <w:lang w:val="en-GB"/>
       </w:rPr>
     </w:pPr>
     <w:r>
       <w:rPr>
         <w:caps/>
-        <w:color w:val="4F81BD" w:themeColor="accent1"/>
+        <w:color w:val="000000" w:themeColor="text1"/>
       </w:rPr>
       <w:fldChar w:fldCharType="begin"/>
     </w:r>
     <w:r>
       <w:rPr>
         <w:caps/>
-        <w:color w:val="4F81BD" w:themeColor="accent1"/>
+        <w:color w:val="000000" w:themeColor="text1"/>
       </w:rPr>
       <w:instrText>PAGE   \* MERGEFORMAT</w:instrText>
     </w:r>
     <w:r>
       <w:rPr>
         <w:caps/>
-        <w:color w:val="4F81BD" w:themeColor="accent1"/>
+        <w:color w:val="000000" w:themeColor="text1"/>
       </w:rPr>
       <w:fldChar w:fldCharType="separate"/>
     </w:r>
     <w:r>
       <w:rPr>
         <w:caps/>
-        <w:color w:val="4F81BD" w:themeColor="accent1"/>
+        <w:color w:val="000000" w:themeColor="text1"/>
       </w:rPr>
       <w:t>2</w:t>
     </w:r>
     <w:r>
       <w:rPr>
         <w:caps/>
-        <w:color w:val="4F81BD" w:themeColor="accent1"/>
+        <w:color w:val="000000" w:themeColor="text1"/>
       </w:rPr>
       <w:fldChar w:fldCharType="end"/>
     </w:r>
@@ -4754,16 +4811,6 @@
 </w:ftr>
 </file>
 
-<file path=word/footer3.xml><?xml version="1.0" encoding="utf-8"?>
-<w:ftr xmlns:wpc="http://schemas.microsoft.com/office/word/2010/wordprocessingCanvas" xmlns:cx="http://schemas.microsoft.com/office/drawing/2014/chartex" xmlns:cx1="http://schemas.microsoft.com/office/drawing/2015/9/8/chartex" xmlns:cx2="http://schemas.microsoft.com/office/drawing/2015/10/21/chartex" xmlns:cx3="http://schemas.microsoft.com/office/drawing/2016/5/9/chartex" xmlns:cx4="http://schemas.microsoft.com/office/drawing/2016/5/10/chartex" xmlns:cx5="http://schemas.microsoft.com/office/drawing/2016/5/11/chartex" xmlns:cx6="http://schemas.microsoft.com/office/drawing/2016/5/12/chartex" xmlns:cx7="http://schemas.microsoft.com/office/drawing/2016/5/13/chartex" xmlns:cx8="http://schemas.microsoft.com/office/drawing/2016/5/14/chartex" xmlns:mc="http://schemas.openxmlformats.org/markup-compatibility/2006" xmlns:aink="http://schemas.microsoft.com/office/drawing/2016/ink" xmlns:am3d="http://schemas.microsoft.com/office/drawing/2017/model3d" xmlns:o="urn:schemas-microsoft-com:office:office" xmlns:oel="http://schemas.microsoft.com/office/2019/extlst" xmlns:r="http://schemas.openxmlformats.org/officeDocument/2006/relationships" xmlns:m="http://schemas.openxmlformats.org/officeDocument/2006/math" xmlns:v="urn:schemas-microsoft-com:vml" xmlns:wp14="http://schemas.microsoft.com/office/word/2010/wordprocessingDrawing" xmlns:wp="http://schemas.openxmlformats.org/drawingml/2006/wordprocessingDrawing" xmlns:w10="urn:schemas-microsoft-com:office:word" xmlns:w="http://schemas.openxmlformats.org/wordprocessingml/2006/main" xmlns:w14="http://schemas.microsoft.com/office/word/2010/wordml" xmlns:w15="http://schemas.microsoft.com/office/word/2012/wordml" xmlns:w16cex="http://schemas.microsoft.com/office/word/2018/wordml/cex" xmlns:w16cid="http://schemas.microsoft.com/office/word/2016/wordml/cid" xmlns:w16="http://schemas.microsoft.com/office/word/2018/wordml" xmlns:w16sdtdh="http://schemas.microsoft.com/office/word/2020/wordml/sdtdatahash" xmlns:w16se="http://schemas.microsoft.com/office/word/2015/wordml/symex" xmlns:wpg="http://schemas.microsoft.com/office/word/2010/wordprocessingGroup" xmlns:wpi="http://schemas.microsoft.com/office/word/2010/wordprocessingInk" xmlns:wne="http://schemas.microsoft.com/office/word/2006/wordml" xmlns:wps="http://schemas.microsoft.com/office/word/2010/wordprocessingShape" mc:Ignorable="w14 w15 w16se w16cid w16 w16cex w16sdtdh wp14">
-  <w:p>
-    <w:pPr>
-      <w:pStyle w:val="af0"/>
-    </w:pPr>
-  </w:p>
-</w:ftr>
-</file>
-
 <file path=word/footnotes.xml><?xml version="1.0" encoding="utf-8"?>
 <w:footnotes xmlns:wpc="http://schemas.microsoft.com/office/word/2010/wordprocessingCanvas" xmlns:cx="http://schemas.microsoft.com/office/drawing/2014/chartex" xmlns:cx1="http://schemas.microsoft.com/office/drawing/2015/9/8/chartex" xmlns:cx2="http://schemas.microsoft.com/office/drawing/2015/10/21/chartex" xmlns:cx3="http://schemas.microsoft.com/office/drawing/2016/5/9/chartex" xmlns:cx4="http://schemas.microsoft.com/office/drawing/2016/5/10/chartex" xmlns:cx5="http://schemas.microsoft.com/office/drawing/2016/5/11/chartex" xmlns:cx6="http://schemas.microsoft.com/office/drawing/2016/5/12/chartex" xmlns:cx7="http://schemas.microsoft.com/office/drawing/2016/5/13/chartex" xmlns:cx8="http://schemas.microsoft.com/office/drawing/2016/5/14/chartex" xmlns:mc="http://schemas.openxmlformats.org/markup-compatibility/2006" xmlns:aink="http://schemas.microsoft.com/office/drawing/2016/ink" xmlns:am3d="http://schemas.microsoft.com/office/drawing/2017/model3d" xmlns:o="urn:schemas-microsoft-com:office:office" xmlns:oel="http://schemas.microsoft.com/office/2019/extlst" xmlns:r="http://schemas.openxmlformats.org/officeDocument/2006/relationships" xmlns:m="http://schemas.openxmlformats.org/officeDocument/2006/math" xmlns:v="urn:schemas-microsoft-com:vml" xmlns:wp14="http://schemas.microsoft.com/office/word/2010/wordprocessingDrawing" xmlns:wp="http://schemas.openxmlformats.org/drawingml/2006/wordprocessingDrawing" xmlns:w10="urn:schemas-microsoft-com:office:word" xmlns:w="http://schemas.openxmlformats.org/wordprocessingml/2006/main" xmlns:w14="http://schemas.microsoft.com/office/word/2010/wordml" xmlns:w15="http://schemas.microsoft.com/office/word/2012/wordml" xmlns:w16cex="http://schemas.microsoft.com/office/word/2018/wordml/cex" xmlns:w16cid="http://schemas.microsoft.com/office/word/2016/wordml/cid" xmlns:w16="http://schemas.microsoft.com/office/word/2018/wordml" xmlns:w16sdtdh="http://schemas.microsoft.com/office/word/2020/wordml/sdtdatahash" xmlns:w16se="http://schemas.microsoft.com/office/word/2015/wordml/symex" xmlns:wpg="http://schemas.microsoft.com/office/word/2010/wordprocessingGroup" xmlns:wpi="http://schemas.microsoft.com/office/word/2010/wordprocessingInk" xmlns:wne="http://schemas.microsoft.com/office/word/2006/wordml" xmlns:wps="http://schemas.microsoft.com/office/word/2010/wordprocessingShape" mc:Ignorable="w14 w15 w16se w16cid w16 w16cex w16sdtdh wp14">
   <w:footnote w:type="separator" w:id="-1">
@@ -4787,36 +4834,6 @@
     </w:p>
   </w:footnote>
 </w:footnotes>
-</file>
-
-<file path=word/header1.xml><?xml version="1.0" encoding="utf-8"?>
-<w:hdr xmlns:wpc="http://schemas.microsoft.com/office/word/2010/wordprocessingCanvas" xmlns:cx="http://schemas.microsoft.com/office/drawing/2014/chartex" xmlns:cx1="http://schemas.microsoft.com/office/drawing/2015/9/8/chartex" xmlns:cx2="http://schemas.microsoft.com/office/drawing/2015/10/21/chartex" xmlns:cx3="http://schemas.microsoft.com/office/drawing/2016/5/9/chartex" xmlns:cx4="http://schemas.microsoft.com/office/drawing/2016/5/10/chartex" xmlns:cx5="http://schemas.microsoft.com/office/drawing/2016/5/11/chartex" xmlns:cx6="http://schemas.microsoft.com/office/drawing/2016/5/12/chartex" xmlns:cx7="http://schemas.microsoft.com/office/drawing/2016/5/13/chartex" xmlns:cx8="http://schemas.microsoft.com/office/drawing/2016/5/14/chartex" xmlns:mc="http://schemas.openxmlformats.org/markup-compatibility/2006" xmlns:aink="http://schemas.microsoft.com/office/drawing/2016/ink" xmlns:am3d="http://schemas.microsoft.com/office/drawing/2017/model3d" xmlns:o="urn:schemas-microsoft-com:office:office" xmlns:oel="http://schemas.microsoft.com/office/2019/extlst" xmlns:r="http://schemas.openxmlformats.org/officeDocument/2006/relationships" xmlns:m="http://schemas.openxmlformats.org/officeDocument/2006/math" xmlns:v="urn:schemas-microsoft-com:vml" xmlns:wp14="http://schemas.microsoft.com/office/word/2010/wordprocessingDrawing" xmlns:wp="http://schemas.openxmlformats.org/drawingml/2006/wordprocessingDrawing" xmlns:w10="urn:schemas-microsoft-com:office:word" xmlns:w="http://schemas.openxmlformats.org/wordprocessingml/2006/main" xmlns:w14="http://schemas.microsoft.com/office/word/2010/wordml" xmlns:w15="http://schemas.microsoft.com/office/word/2012/wordml" xmlns:w16cex="http://schemas.microsoft.com/office/word/2018/wordml/cex" xmlns:w16cid="http://schemas.microsoft.com/office/word/2016/wordml/cid" xmlns:w16="http://schemas.microsoft.com/office/word/2018/wordml" xmlns:w16sdtdh="http://schemas.microsoft.com/office/word/2020/wordml/sdtdatahash" xmlns:w16se="http://schemas.microsoft.com/office/word/2015/wordml/symex" xmlns:wpg="http://schemas.microsoft.com/office/word/2010/wordprocessingGroup" xmlns:wpi="http://schemas.microsoft.com/office/word/2010/wordprocessingInk" xmlns:wne="http://schemas.microsoft.com/office/word/2006/wordml" xmlns:wps="http://schemas.microsoft.com/office/word/2010/wordprocessingShape" mc:Ignorable="w14 w15 w16se w16cid w16 w16cex w16sdtdh wp14">
-  <w:p>
-    <w:pPr>
-      <w:pStyle w:val="ae"/>
-    </w:pPr>
-  </w:p>
-</w:hdr>
-</file>
-
-<file path=word/header2.xml><?xml version="1.0" encoding="utf-8"?>
-<w:hdr xmlns:wpc="http://schemas.microsoft.com/office/word/2010/wordprocessingCanvas" xmlns:cx="http://schemas.microsoft.com/office/drawing/2014/chartex" xmlns:cx1="http://schemas.microsoft.com/office/drawing/2015/9/8/chartex" xmlns:cx2="http://schemas.microsoft.com/office/drawing/2015/10/21/chartex" xmlns:cx3="http://schemas.microsoft.com/office/drawing/2016/5/9/chartex" xmlns:cx4="http://schemas.microsoft.com/office/drawing/2016/5/10/chartex" xmlns:cx5="http://schemas.microsoft.com/office/drawing/2016/5/11/chartex" xmlns:cx6="http://schemas.microsoft.com/office/drawing/2016/5/12/chartex" xmlns:cx7="http://schemas.microsoft.com/office/drawing/2016/5/13/chartex" xmlns:cx8="http://schemas.microsoft.com/office/drawing/2016/5/14/chartex" xmlns:mc="http://schemas.openxmlformats.org/markup-compatibility/2006" xmlns:aink="http://schemas.microsoft.com/office/drawing/2016/ink" xmlns:am3d="http://schemas.microsoft.com/office/drawing/2017/model3d" xmlns:o="urn:schemas-microsoft-com:office:office" xmlns:oel="http://schemas.microsoft.com/office/2019/extlst" xmlns:r="http://schemas.openxmlformats.org/officeDocument/2006/relationships" xmlns:m="http://schemas.openxmlformats.org/officeDocument/2006/math" xmlns:v="urn:schemas-microsoft-com:vml" xmlns:wp14="http://schemas.microsoft.com/office/word/2010/wordprocessingDrawing" xmlns:wp="http://schemas.openxmlformats.org/drawingml/2006/wordprocessingDrawing" xmlns:w10="urn:schemas-microsoft-com:office:word" xmlns:w="http://schemas.openxmlformats.org/wordprocessingml/2006/main" xmlns:w14="http://schemas.microsoft.com/office/word/2010/wordml" xmlns:w15="http://schemas.microsoft.com/office/word/2012/wordml" xmlns:w16cex="http://schemas.microsoft.com/office/word/2018/wordml/cex" xmlns:w16cid="http://schemas.microsoft.com/office/word/2016/wordml/cid" xmlns:w16="http://schemas.microsoft.com/office/word/2018/wordml" xmlns:w16sdtdh="http://schemas.microsoft.com/office/word/2020/wordml/sdtdatahash" xmlns:w16se="http://schemas.microsoft.com/office/word/2015/wordml/symex" xmlns:wpg="http://schemas.microsoft.com/office/word/2010/wordprocessingGroup" xmlns:wpi="http://schemas.microsoft.com/office/word/2010/wordprocessingInk" xmlns:wne="http://schemas.microsoft.com/office/word/2006/wordml" xmlns:wps="http://schemas.microsoft.com/office/word/2010/wordprocessingShape" mc:Ignorable="w14 w15 w16se w16cid w16 w16cex w16sdtdh wp14">
-  <w:p>
-    <w:pPr>
-      <w:pStyle w:val="ae"/>
-    </w:pPr>
-  </w:p>
-</w:hdr>
-</file>
-
-<file path=word/header3.xml><?xml version="1.0" encoding="utf-8"?>
-<w:hdr xmlns:wpc="http://schemas.microsoft.com/office/word/2010/wordprocessingCanvas" xmlns:cx="http://schemas.microsoft.com/office/drawing/2014/chartex" xmlns:cx1="http://schemas.microsoft.com/office/drawing/2015/9/8/chartex" xmlns:cx2="http://schemas.microsoft.com/office/drawing/2015/10/21/chartex" xmlns:cx3="http://schemas.microsoft.com/office/drawing/2016/5/9/chartex" xmlns:cx4="http://schemas.microsoft.com/office/drawing/2016/5/10/chartex" xmlns:cx5="http://schemas.microsoft.com/office/drawing/2016/5/11/chartex" xmlns:cx6="http://schemas.microsoft.com/office/drawing/2016/5/12/chartex" xmlns:cx7="http://schemas.microsoft.com/office/drawing/2016/5/13/chartex" xmlns:cx8="http://schemas.microsoft.com/office/drawing/2016/5/14/chartex" xmlns:mc="http://schemas.openxmlformats.org/markup-compatibility/2006" xmlns:aink="http://schemas.microsoft.com/office/drawing/2016/ink" xmlns:am3d="http://schemas.microsoft.com/office/drawing/2017/model3d" xmlns:o="urn:schemas-microsoft-com:office:office" xmlns:oel="http://schemas.microsoft.com/office/2019/extlst" xmlns:r="http://schemas.openxmlformats.org/officeDocument/2006/relationships" xmlns:m="http://schemas.openxmlformats.org/officeDocument/2006/math" xmlns:v="urn:schemas-microsoft-com:vml" xmlns:wp14="http://schemas.microsoft.com/office/word/2010/wordprocessingDrawing" xmlns:wp="http://schemas.openxmlformats.org/drawingml/2006/wordprocessingDrawing" xmlns:w10="urn:schemas-microsoft-com:office:word" xmlns:w="http://schemas.openxmlformats.org/wordprocessingml/2006/main" xmlns:w14="http://schemas.microsoft.com/office/word/2010/wordml" xmlns:w15="http://schemas.microsoft.com/office/word/2012/wordml" xmlns:w16cex="http://schemas.microsoft.com/office/word/2018/wordml/cex" xmlns:w16cid="http://schemas.microsoft.com/office/word/2016/wordml/cid" xmlns:w16="http://schemas.microsoft.com/office/word/2018/wordml" xmlns:w16sdtdh="http://schemas.microsoft.com/office/word/2020/wordml/sdtdatahash" xmlns:w16se="http://schemas.microsoft.com/office/word/2015/wordml/symex" xmlns:wpg="http://schemas.microsoft.com/office/word/2010/wordprocessingGroup" xmlns:wpi="http://schemas.microsoft.com/office/word/2010/wordprocessingInk" xmlns:wne="http://schemas.microsoft.com/office/word/2006/wordml" xmlns:wps="http://schemas.microsoft.com/office/word/2010/wordprocessingShape" mc:Ignorable="w14 w15 w16se w16cid w16 w16cex w16sdtdh wp14">
-  <w:p>
-    <w:pPr>
-      <w:pStyle w:val="ae"/>
-    </w:pPr>
-  </w:p>
-</w:hdr>
 </file>
 
 <file path=word/numbering.xml><?xml version="1.0" encoding="utf-8"?>
@@ -9873,6 +9890,7 @@
   <w:style w:type="character" w:default="1" w:styleId="a0">
     <w:name w:val="Default Paragraph Font"/>
     <w:uiPriority w:val="1"/>
+    <w:semiHidden/>
     <w:unhideWhenUsed/>
   </w:style>
   <w:style w:type="table" w:default="1" w:styleId="a1">
